--- a/Data Structure and Algorithm/1.docx
+++ b/Data Structure and Algorithm/1.docx
@@ -74,14 +74,203 @@
     </w:p>
     <w:p>
       <w:pPr>
+        <w:autoSpaceDE w:val="0"/>
+        <w:autoSpaceDN w:val="0"/>
+        <w:adjustRightInd w:val="0"/>
+        <w:spacing w:after="0" w:line="276" w:lineRule="auto"/>
+        <w:rPr>
+          <w:rFonts w:eastAsia="TimesTen-Roman" w:cs="Times New Roman"/>
+          <w:color w:val="FF0000"/>
+        </w:rPr>
+      </w:pPr>
+      <w:r>
+        <w:rPr>
+          <w:rFonts w:cs="Times New Roman"/>
+          <w:color w:val="FF0000"/>
+        </w:rPr>
+        <w:t>Rearrange the following functions (</w:t>
+      </w:r>
+      <w:r>
+        <w:rPr>
+          <w:rFonts w:cs="Times New Roman"/>
+          <w:color w:val="FF0000"/>
+          <w:spacing w:val="-2"/>
+          <w:shd w:val="clear" w:color="auto" w:fill="FFFFFF"/>
+        </w:rPr>
+        <w:t>f1, f2, f3, and f4</w:t>
+      </w:r>
+      <w:r>
+        <w:rPr>
+          <w:rFonts w:cs="Times New Roman"/>
+          <w:color w:val="FF0000"/>
+        </w:rPr>
+        <w:t xml:space="preserve">) in </w:t>
+      </w:r>
+      <w:r>
+        <w:rPr>
+          <w:rFonts w:cs="Times New Roman"/>
+          <w:color w:val="FF0000"/>
+          <w:spacing w:val="-2"/>
+          <w:shd w:val="clear" w:color="auto" w:fill="FFFFFF"/>
+        </w:rPr>
+        <w:t>increasing order of asymptotic complexity</w:t>
+      </w:r>
+      <w:r>
+        <w:rPr>
+          <w:color w:val="FF0000"/>
+        </w:rPr>
+        <w:t xml:space="preserve">: </w:t>
+      </w:r>
+    </w:p>
+    <w:p>
+      <w:pPr>
         <w:spacing w:before="100" w:beforeAutospacing="1" w:after="100" w:afterAutospacing="1" w:line="240" w:lineRule="auto"/>
         <w:rPr>
           <w:rFonts w:ascii="Times New Roman" w:eastAsia="Times New Roman" w:hAnsi="Times New Roman" w:cs="Times New Roman"/>
-          <w:color w:val="FF0000"/>
           <w:sz w:val="24"/>
           <w:szCs w:val="24"/>
         </w:rPr>
       </w:pPr>
+      <w:r>
+        <w:rPr>
+          <w:rFonts w:eastAsia="Times New Roman" w:cs="Times New Roman"/>
+          <w:sz w:val="30"/>
+        </w:rPr>
+        <w:t>f1(n) = n</w:t>
+      </w:r>
+      <w:r>
+        <w:rPr>
+          <w:rFonts w:eastAsia="Times New Roman" w:cs="Times New Roman"/>
+          <w:sz w:val="30"/>
+          <w:vertAlign w:val="superscript"/>
+        </w:rPr>
+        <w:t xml:space="preserve">(3/2) </w:t>
+      </w:r>
+      <w:r>
+        <w:rPr>
+          <w:rFonts w:eastAsia="Times New Roman" w:cs="Times New Roman"/>
+          <w:sz w:val="30"/>
+        </w:rPr>
+        <w:t>,      f2(n) = 2</w:t>
+      </w:r>
+      <w:r>
+        <w:rPr>
+          <w:rFonts w:eastAsia="Times New Roman" w:cs="Times New Roman"/>
+          <w:sz w:val="30"/>
+          <w:vertAlign w:val="superscript"/>
+        </w:rPr>
+        <w:t>n</w:t>
+      </w:r>
+      <w:r>
+        <w:rPr>
+          <w:rFonts w:eastAsia="Times New Roman" w:cs="Times New Roman"/>
+          <w:sz w:val="30"/>
+        </w:rPr>
+        <w:t xml:space="preserve"> ,       f3(n) = </w:t>
+      </w:r>
+      <w:proofErr w:type="spellStart"/>
+      <w:r>
+        <w:rPr>
+          <w:rFonts w:eastAsia="Times New Roman" w:cs="Times New Roman"/>
+          <w:sz w:val="30"/>
+        </w:rPr>
+        <w:t>n</w:t>
+      </w:r>
+      <w:r>
+        <w:rPr>
+          <w:rFonts w:eastAsia="Times New Roman" w:cs="Times New Roman"/>
+          <w:sz w:val="30"/>
+          <w:vertAlign w:val="superscript"/>
+        </w:rPr>
+        <w:t>log</w:t>
+      </w:r>
+      <w:proofErr w:type="spellEnd"/>
+      <w:r>
+        <w:rPr>
+          <w:rFonts w:eastAsia="Times New Roman" w:cs="Times New Roman"/>
+          <w:sz w:val="30"/>
+          <w:vertAlign w:val="superscript"/>
+        </w:rPr>
+        <w:t>(n)</w:t>
+      </w:r>
+      <w:r>
+        <w:rPr>
+          <w:rFonts w:eastAsia="Times New Roman" w:cs="Times New Roman"/>
+          <w:sz w:val="30"/>
+        </w:rPr>
+        <w:t>,        f4(n) = n*log(n)</w:t>
+      </w:r>
+      <w:r>
+        <w:rPr>
+          <w:rFonts w:eastAsia="Times New Roman" w:cs="Times New Roman"/>
+          <w:sz w:val="30"/>
+        </w:rPr>
+        <w:br/>
+      </w:r>
+      <w:r>
+        <w:rPr>
+          <w:rFonts w:eastAsia="Times New Roman" w:cs="Times New Roman"/>
+          <w:sz w:val="30"/>
+        </w:rPr>
+        <w:br/>
+        <w:t>This type of question, Follow the below sequence</w:t>
+      </w:r>
+      <w:r>
+        <w:rPr>
+          <w:rFonts w:eastAsia="Times New Roman" w:cs="Times New Roman"/>
+          <w:sz w:val="30"/>
+        </w:rPr>
+        <w:br/>
+      </w:r>
+      <w:r>
+        <w:rPr>
+          <w:rFonts w:ascii="Times New Roman" w:eastAsia="Times New Roman" w:hAnsi="Times New Roman" w:cs="Times New Roman"/>
+          <w:noProof/>
+          <w:sz w:val="24"/>
+          <w:szCs w:val="24"/>
+        </w:rPr>
+        <w:drawing>
+          <wp:inline distT="0" distB="0" distL="0" distR="0">
+            <wp:extent cx="3496163" cy="466790"/>
+            <wp:effectExtent l="0" t="0" r="9525" b="9525"/>
+            <wp:docPr id="3" name="Picture 3"/>
+            <wp:cNvGraphicFramePr>
+              <a:graphicFrameLocks xmlns:a="http://schemas.openxmlformats.org/drawingml/2006/main" noChangeAspect="1"/>
+            </wp:cNvGraphicFramePr>
+            <a:graphic xmlns:a="http://schemas.openxmlformats.org/drawingml/2006/main">
+              <a:graphicData uri="http://schemas.openxmlformats.org/drawingml/2006/picture">
+                <pic:pic xmlns:pic="http://schemas.openxmlformats.org/drawingml/2006/picture">
+                  <pic:nvPicPr>
+                    <pic:cNvPr id="3" name="22.png"/>
+                    <pic:cNvPicPr/>
+                  </pic:nvPicPr>
+                  <pic:blipFill>
+                    <a:blip r:embed="rId5">
+                      <a:extLst>
+                        <a:ext uri="{28A0092B-C50C-407E-A947-70E740481C1C}">
+                          <a14:useLocalDpi xmlns:a14="http://schemas.microsoft.com/office/drawing/2010/main" val="0"/>
+                        </a:ext>
+                      </a:extLst>
+                    </a:blip>
+                    <a:stretch>
+                      <a:fillRect/>
+                    </a:stretch>
+                  </pic:blipFill>
+                  <pic:spPr>
+                    <a:xfrm>
+                      <a:off x="0" y="0"/>
+                      <a:ext cx="3496163" cy="466790"/>
+                    </a:xfrm>
+                    <a:prstGeom prst="rect">
+                      <a:avLst/>
+                    </a:prstGeom>
+                  </pic:spPr>
+                </pic:pic>
+              </a:graphicData>
+            </a:graphic>
+          </wp:inline>
+        </w:drawing>
+      </w:r>
     </w:p>
     <w:p>
       <w:pPr>
@@ -376,13 +565,678 @@
     </w:p>
     <w:p>
       <w:pPr>
+        <w:spacing w:before="100" w:beforeAutospacing="1" w:after="100" w:afterAutospacing="1" w:line="240" w:lineRule="auto"/>
+        <w:ind w:left="360"/>
+        <w:rPr>
+          <w:rFonts w:ascii="Times New Roman" w:eastAsia="Times New Roman" w:hAnsi="Times New Roman" w:cs="Times New Roman"/>
+        </w:rPr>
+      </w:pPr>
+    </w:p>
+    <w:p>
+      <w:pPr>
+        <w:spacing w:before="100" w:beforeAutospacing="1" w:after="100" w:afterAutospacing="1" w:line="240" w:lineRule="auto"/>
+        <w:ind w:left="360"/>
+        <w:rPr>
+          <w:rFonts w:ascii="Times New Roman" w:eastAsia="Times New Roman" w:hAnsi="Times New Roman" w:cs="Times New Roman"/>
+        </w:rPr>
+      </w:pPr>
+    </w:p>
+    <w:p>
+      <w:pPr>
+        <w:spacing w:before="100" w:beforeAutospacing="1" w:after="100" w:afterAutospacing="1" w:line="240" w:lineRule="auto"/>
+        <w:ind w:left="360"/>
+        <w:rPr>
+          <w:rFonts w:ascii="Times New Roman" w:eastAsia="Times New Roman" w:hAnsi="Times New Roman" w:cs="Times New Roman"/>
+        </w:rPr>
+      </w:pPr>
+    </w:p>
+    <w:p>
+      <w:pPr>
+        <w:spacing w:before="100" w:beforeAutospacing="1" w:after="100" w:afterAutospacing="1" w:line="240" w:lineRule="auto"/>
+        <w:ind w:left="360"/>
+        <w:rPr>
+          <w:rFonts w:ascii="Times New Roman" w:eastAsia="Times New Roman" w:hAnsi="Times New Roman" w:cs="Times New Roman"/>
+        </w:rPr>
+      </w:pPr>
+    </w:p>
+    <w:p>
+      <w:pPr>
         <w:pStyle w:val="NormalWeb"/>
+        <w:rPr>
+          <w:b/>
+          <w:color w:val="FF0000"/>
+        </w:rPr>
+      </w:pPr>
+      <w:r>
+        <w:rPr>
+          <w:b/>
+          <w:color w:val="FF0000"/>
+        </w:rPr>
+        <w:lastRenderedPageBreak/>
+        <w:t>Two important proper</w:t>
+      </w:r>
+      <w:bookmarkStart w:id="0" w:name="_GoBack"/>
+      <w:bookmarkEnd w:id="0"/>
+      <w:r>
+        <w:rPr>
+          <w:b/>
+          <w:color w:val="FF0000"/>
+        </w:rPr>
+        <w:t>ties that an algorithm should have are:</w:t>
+      </w:r>
+    </w:p>
+    <w:p>
+      <w:pPr>
+        <w:pStyle w:val="NormalWeb"/>
+      </w:pPr>
+      <w:r>
+        <w:t>1️</w:t>
+      </w:r>
+      <w:r>
+        <w:rPr>
+          <w:rFonts w:ascii="Tahoma" w:hAnsi="Tahoma" w:cs="Tahoma"/>
+        </w:rPr>
+        <w:t>⃣</w:t>
+      </w:r>
+      <w:r>
+        <w:t xml:space="preserve"> Correctness (</w:t>
+      </w:r>
+      <w:proofErr w:type="spellStart"/>
+      <w:r>
+        <w:rPr>
+          <w:rFonts w:ascii="Nirmala UI" w:hAnsi="Nirmala UI" w:cs="Nirmala UI"/>
+        </w:rPr>
+        <w:t>সঠিকতা</w:t>
+      </w:r>
+      <w:proofErr w:type="spellEnd"/>
+      <w:r>
+        <w:t>)</w:t>
+      </w:r>
+    </w:p>
+    <w:p>
+      <w:pPr>
+        <w:pStyle w:val="NormalWeb"/>
+      </w:pPr>
+      <w:proofErr w:type="spellStart"/>
+      <w:r>
+        <w:rPr>
+          <w:rFonts w:ascii="Nirmala UI" w:hAnsi="Nirmala UI" w:cs="Nirmala UI"/>
+        </w:rPr>
+        <w:t>অ্যালগরিদমটি</w:t>
+      </w:r>
+      <w:proofErr w:type="spellEnd"/>
+      <w:r>
+        <w:t xml:space="preserve"> </w:t>
+      </w:r>
+      <w:proofErr w:type="spellStart"/>
+      <w:r>
+        <w:rPr>
+          <w:rFonts w:ascii="Nirmala UI" w:hAnsi="Nirmala UI" w:cs="Nirmala UI"/>
+        </w:rPr>
+        <w:t>প্রতিটি</w:t>
+      </w:r>
+      <w:proofErr w:type="spellEnd"/>
+      <w:r>
+        <w:t xml:space="preserve"> </w:t>
+      </w:r>
+      <w:proofErr w:type="spellStart"/>
+      <w:r>
+        <w:rPr>
+          <w:rFonts w:ascii="Nirmala UI" w:hAnsi="Nirmala UI" w:cs="Nirmala UI"/>
+        </w:rPr>
+        <w:t>বৈধ</w:t>
+      </w:r>
+      <w:proofErr w:type="spellEnd"/>
+      <w:r>
+        <w:t xml:space="preserve"> </w:t>
+      </w:r>
+      <w:proofErr w:type="spellStart"/>
+      <w:r>
+        <w:rPr>
+          <w:rFonts w:ascii="Nirmala UI" w:hAnsi="Nirmala UI" w:cs="Nirmala UI"/>
+        </w:rPr>
+        <w:t>ইনপুটের</w:t>
+      </w:r>
+      <w:proofErr w:type="spellEnd"/>
+      <w:r>
+        <w:t xml:space="preserve"> </w:t>
+      </w:r>
+      <w:proofErr w:type="spellStart"/>
+      <w:r>
+        <w:rPr>
+          <w:rFonts w:ascii="Nirmala UI" w:hAnsi="Nirmala UI" w:cs="Nirmala UI"/>
+        </w:rPr>
+        <w:t>জন্য</w:t>
+      </w:r>
+      <w:proofErr w:type="spellEnd"/>
+      <w:r>
+        <w:t xml:space="preserve"> </w:t>
+      </w:r>
+      <w:proofErr w:type="spellStart"/>
+      <w:r>
+        <w:rPr>
+          <w:rFonts w:ascii="Nirmala UI" w:hAnsi="Nirmala UI" w:cs="Nirmala UI"/>
+        </w:rPr>
+        <w:t>সঠিক</w:t>
+      </w:r>
+      <w:proofErr w:type="spellEnd"/>
+      <w:r>
+        <w:t xml:space="preserve"> </w:t>
+      </w:r>
+      <w:proofErr w:type="spellStart"/>
+      <w:r>
+        <w:rPr>
+          <w:rFonts w:ascii="Nirmala UI" w:hAnsi="Nirmala UI" w:cs="Nirmala UI"/>
+        </w:rPr>
+        <w:t>আউটপুট</w:t>
+      </w:r>
+      <w:proofErr w:type="spellEnd"/>
+      <w:r>
+        <w:t xml:space="preserve"> </w:t>
+      </w:r>
+      <w:proofErr w:type="spellStart"/>
+      <w:r>
+        <w:rPr>
+          <w:rFonts w:ascii="Nirmala UI" w:hAnsi="Nirmala UI" w:cs="Nirmala UI"/>
+        </w:rPr>
+        <w:t>দিতে</w:t>
+      </w:r>
+      <w:proofErr w:type="spellEnd"/>
+      <w:r>
+        <w:t xml:space="preserve"> </w:t>
+      </w:r>
+      <w:proofErr w:type="spellStart"/>
+      <w:r>
+        <w:rPr>
+          <w:rFonts w:ascii="Nirmala UI" w:hAnsi="Nirmala UI" w:cs="Nirmala UI"/>
+        </w:rPr>
+        <w:t>হবে</w:t>
+      </w:r>
+      <w:proofErr w:type="spellEnd"/>
+      <w:r>
+        <w:rPr>
+          <w:rFonts w:ascii="Nirmala UI" w:hAnsi="Nirmala UI" w:cs="Nirmala UI"/>
+        </w:rPr>
+        <w:t>।</w:t>
+      </w:r>
+    </w:p>
+    <w:p>
+      <w:pPr>
+        <w:pStyle w:val="NormalWeb"/>
+      </w:pPr>
+      <w:proofErr w:type="spellStart"/>
+      <w:r>
+        <w:rPr>
+          <w:rFonts w:ascii="Nirmala UI" w:hAnsi="Nirmala UI" w:cs="Nirmala UI"/>
+        </w:rPr>
+        <w:t>অর্থা</w:t>
+      </w:r>
+      <w:proofErr w:type="spellEnd"/>
+      <w:r>
+        <w:rPr>
+          <w:rFonts w:ascii="Nirmala UI" w:hAnsi="Nirmala UI" w:cs="Nirmala UI"/>
+        </w:rPr>
+        <w:t>ৎ</w:t>
+      </w:r>
+      <w:r>
+        <w:t xml:space="preserve">, </w:t>
+      </w:r>
+      <w:proofErr w:type="spellStart"/>
+      <w:r>
+        <w:rPr>
+          <w:rFonts w:ascii="Nirmala UI" w:hAnsi="Nirmala UI" w:cs="Nirmala UI"/>
+        </w:rPr>
+        <w:t>সমস্যা</w:t>
+      </w:r>
+      <w:proofErr w:type="spellEnd"/>
+      <w:r>
+        <w:t xml:space="preserve"> </w:t>
+      </w:r>
+      <w:proofErr w:type="spellStart"/>
+      <w:r>
+        <w:rPr>
+          <w:rFonts w:ascii="Nirmala UI" w:hAnsi="Nirmala UI" w:cs="Nirmala UI"/>
+        </w:rPr>
+        <w:t>যেটা</w:t>
+      </w:r>
+      <w:proofErr w:type="spellEnd"/>
+      <w:r>
+        <w:t xml:space="preserve"> </w:t>
+      </w:r>
+      <w:proofErr w:type="spellStart"/>
+      <w:r>
+        <w:rPr>
+          <w:rFonts w:ascii="Nirmala UI" w:hAnsi="Nirmala UI" w:cs="Nirmala UI"/>
+        </w:rPr>
+        <w:t>সমাধান</w:t>
+      </w:r>
+      <w:proofErr w:type="spellEnd"/>
+      <w:r>
+        <w:t xml:space="preserve"> </w:t>
+      </w:r>
+      <w:proofErr w:type="spellStart"/>
+      <w:r>
+        <w:rPr>
+          <w:rFonts w:ascii="Nirmala UI" w:hAnsi="Nirmala UI" w:cs="Nirmala UI"/>
+        </w:rPr>
+        <w:t>করার</w:t>
+      </w:r>
+      <w:proofErr w:type="spellEnd"/>
+      <w:r>
+        <w:t xml:space="preserve"> </w:t>
+      </w:r>
+      <w:proofErr w:type="spellStart"/>
+      <w:r>
+        <w:rPr>
+          <w:rFonts w:ascii="Nirmala UI" w:hAnsi="Nirmala UI" w:cs="Nirmala UI"/>
+        </w:rPr>
+        <w:t>কথা</w:t>
+      </w:r>
+      <w:proofErr w:type="spellEnd"/>
+      <w:r>
+        <w:t xml:space="preserve">, </w:t>
+      </w:r>
+      <w:proofErr w:type="spellStart"/>
+      <w:r>
+        <w:rPr>
+          <w:rFonts w:ascii="Nirmala UI" w:hAnsi="Nirmala UI" w:cs="Nirmala UI"/>
+        </w:rPr>
+        <w:t>সেটি</w:t>
+      </w:r>
+      <w:proofErr w:type="spellEnd"/>
+      <w:r>
+        <w:t xml:space="preserve"> </w:t>
+      </w:r>
+      <w:proofErr w:type="spellStart"/>
+      <w:r>
+        <w:rPr>
+          <w:rFonts w:ascii="Nirmala UI" w:hAnsi="Nirmala UI" w:cs="Nirmala UI"/>
+        </w:rPr>
+        <w:t>ঠিকভাবে</w:t>
+      </w:r>
+      <w:proofErr w:type="spellEnd"/>
+      <w:r>
+        <w:t xml:space="preserve"> </w:t>
+      </w:r>
+      <w:proofErr w:type="spellStart"/>
+      <w:r>
+        <w:rPr>
+          <w:rFonts w:ascii="Nirmala UI" w:hAnsi="Nirmala UI" w:cs="Nirmala UI"/>
+        </w:rPr>
+        <w:t>সমাধান</w:t>
+      </w:r>
+      <w:proofErr w:type="spellEnd"/>
+      <w:r>
+        <w:t xml:space="preserve"> </w:t>
+      </w:r>
+      <w:proofErr w:type="spellStart"/>
+      <w:r>
+        <w:rPr>
+          <w:rFonts w:ascii="Nirmala UI" w:hAnsi="Nirmala UI" w:cs="Nirmala UI"/>
+        </w:rPr>
+        <w:t>করতে</w:t>
+      </w:r>
+      <w:proofErr w:type="spellEnd"/>
+      <w:r>
+        <w:t xml:space="preserve"> </w:t>
+      </w:r>
+      <w:proofErr w:type="spellStart"/>
+      <w:r>
+        <w:rPr>
+          <w:rFonts w:ascii="Nirmala UI" w:hAnsi="Nirmala UI" w:cs="Nirmala UI"/>
+        </w:rPr>
+        <w:t>হবে</w:t>
+      </w:r>
+      <w:proofErr w:type="spellEnd"/>
+      <w:r>
+        <w:rPr>
+          <w:rFonts w:ascii="Nirmala UI" w:hAnsi="Nirmala UI" w:cs="Nirmala UI"/>
+        </w:rPr>
+        <w:t>।</w:t>
+      </w:r>
+    </w:p>
+    <w:p>
+      <w:pPr>
+        <w:pStyle w:val="NormalWeb"/>
+      </w:pPr>
+      <w:r>
+        <w:t>2️</w:t>
+      </w:r>
+      <w:r>
+        <w:rPr>
+          <w:rFonts w:ascii="Tahoma" w:hAnsi="Tahoma" w:cs="Tahoma"/>
+        </w:rPr>
+        <w:t>⃣</w:t>
+      </w:r>
+      <w:r>
+        <w:t xml:space="preserve"> Finiteness (</w:t>
+      </w:r>
+      <w:proofErr w:type="spellStart"/>
+      <w:r>
+        <w:rPr>
+          <w:rFonts w:ascii="Nirmala UI" w:hAnsi="Nirmala UI" w:cs="Nirmala UI"/>
+        </w:rPr>
+        <w:t>সীমাবদ্ধতা</w:t>
+      </w:r>
+      <w:proofErr w:type="spellEnd"/>
+      <w:r>
+        <w:t>)</w:t>
+      </w:r>
+    </w:p>
+    <w:p>
+      <w:pPr>
+        <w:pStyle w:val="NormalWeb"/>
+      </w:pPr>
+      <w:proofErr w:type="spellStart"/>
+      <w:r>
+        <w:rPr>
+          <w:rFonts w:ascii="Nirmala UI" w:hAnsi="Nirmala UI" w:cs="Nirmala UI"/>
+        </w:rPr>
+        <w:t>অ্যালগরিদম</w:t>
+      </w:r>
+      <w:proofErr w:type="spellEnd"/>
+      <w:r>
+        <w:t xml:space="preserve"> </w:t>
+      </w:r>
+      <w:proofErr w:type="spellStart"/>
+      <w:r>
+        <w:rPr>
+          <w:rFonts w:ascii="Nirmala UI" w:hAnsi="Nirmala UI" w:cs="Nirmala UI"/>
+        </w:rPr>
+        <w:t>অবশ্যই</w:t>
+      </w:r>
+      <w:proofErr w:type="spellEnd"/>
+      <w:r>
+        <w:t xml:space="preserve"> </w:t>
+      </w:r>
+      <w:proofErr w:type="spellStart"/>
+      <w:r>
+        <w:rPr>
+          <w:rFonts w:ascii="Nirmala UI" w:hAnsi="Nirmala UI" w:cs="Nirmala UI"/>
+        </w:rPr>
+        <w:t>নির্দিষ্ট</w:t>
+      </w:r>
+      <w:proofErr w:type="spellEnd"/>
+      <w:r>
+        <w:t xml:space="preserve"> </w:t>
+      </w:r>
+      <w:proofErr w:type="spellStart"/>
+      <w:r>
+        <w:rPr>
+          <w:rFonts w:ascii="Nirmala UI" w:hAnsi="Nirmala UI" w:cs="Nirmala UI"/>
+        </w:rPr>
+        <w:t>সংখ্যক</w:t>
+      </w:r>
+      <w:proofErr w:type="spellEnd"/>
+      <w:r>
+        <w:t xml:space="preserve"> </w:t>
+      </w:r>
+      <w:proofErr w:type="spellStart"/>
+      <w:r>
+        <w:rPr>
+          <w:rFonts w:ascii="Nirmala UI" w:hAnsi="Nirmala UI" w:cs="Nirmala UI"/>
+        </w:rPr>
+        <w:t>ধাপের</w:t>
+      </w:r>
+      <w:proofErr w:type="spellEnd"/>
+      <w:r>
+        <w:t xml:space="preserve"> </w:t>
+      </w:r>
+      <w:proofErr w:type="spellStart"/>
+      <w:r>
+        <w:rPr>
+          <w:rFonts w:ascii="Nirmala UI" w:hAnsi="Nirmala UI" w:cs="Nirmala UI"/>
+        </w:rPr>
+        <w:t>পর</w:t>
+      </w:r>
+      <w:proofErr w:type="spellEnd"/>
+      <w:r>
+        <w:t xml:space="preserve"> </w:t>
+      </w:r>
+      <w:proofErr w:type="spellStart"/>
+      <w:r>
+        <w:rPr>
+          <w:rFonts w:ascii="Nirmala UI" w:hAnsi="Nirmala UI" w:cs="Nirmala UI"/>
+        </w:rPr>
+        <w:t>শেষ</w:t>
+      </w:r>
+      <w:proofErr w:type="spellEnd"/>
+      <w:r>
+        <w:t xml:space="preserve"> </w:t>
+      </w:r>
+      <w:proofErr w:type="spellStart"/>
+      <w:r>
+        <w:rPr>
+          <w:rFonts w:ascii="Nirmala UI" w:hAnsi="Nirmala UI" w:cs="Nirmala UI"/>
+        </w:rPr>
+        <w:t>হতে</w:t>
+      </w:r>
+      <w:proofErr w:type="spellEnd"/>
+      <w:r>
+        <w:t xml:space="preserve"> </w:t>
+      </w:r>
+      <w:proofErr w:type="spellStart"/>
+      <w:r>
+        <w:rPr>
+          <w:rFonts w:ascii="Nirmala UI" w:hAnsi="Nirmala UI" w:cs="Nirmala UI"/>
+        </w:rPr>
+        <w:t>হবে</w:t>
+      </w:r>
+      <w:proofErr w:type="spellEnd"/>
+      <w:r>
+        <w:rPr>
+          <w:rFonts w:ascii="Nirmala UI" w:hAnsi="Nirmala UI" w:cs="Nirmala UI"/>
+        </w:rPr>
+        <w:t>।</w:t>
+      </w:r>
+    </w:p>
+    <w:p>
+      <w:pPr>
+        <w:pStyle w:val="NormalWeb"/>
+      </w:pPr>
+      <w:proofErr w:type="spellStart"/>
+      <w:r>
+        <w:rPr>
+          <w:rFonts w:ascii="Nirmala UI" w:hAnsi="Nirmala UI" w:cs="Nirmala UI"/>
+        </w:rPr>
+        <w:t>অর্থা</w:t>
+      </w:r>
+      <w:proofErr w:type="spellEnd"/>
+      <w:r>
+        <w:rPr>
+          <w:rFonts w:ascii="Nirmala UI" w:hAnsi="Nirmala UI" w:cs="Nirmala UI"/>
+        </w:rPr>
+        <w:t>ৎ</w:t>
+      </w:r>
+      <w:r>
+        <w:t xml:space="preserve">, </w:t>
+      </w:r>
+      <w:proofErr w:type="spellStart"/>
+      <w:r>
+        <w:rPr>
+          <w:rFonts w:ascii="Nirmala UI" w:hAnsi="Nirmala UI" w:cs="Nirmala UI"/>
+        </w:rPr>
+        <w:t>এটি</w:t>
+      </w:r>
+      <w:proofErr w:type="spellEnd"/>
+      <w:r>
+        <w:t xml:space="preserve"> </w:t>
+      </w:r>
+      <w:proofErr w:type="spellStart"/>
+      <w:r>
+        <w:rPr>
+          <w:rFonts w:ascii="Nirmala UI" w:hAnsi="Nirmala UI" w:cs="Nirmala UI"/>
+        </w:rPr>
+        <w:t>অসীম</w:t>
+      </w:r>
+      <w:proofErr w:type="spellEnd"/>
+      <w:r>
+        <w:t xml:space="preserve"> </w:t>
+      </w:r>
+      <w:proofErr w:type="spellStart"/>
+      <w:r>
+        <w:rPr>
+          <w:rFonts w:ascii="Nirmala UI" w:hAnsi="Nirmala UI" w:cs="Nirmala UI"/>
+        </w:rPr>
+        <w:t>লুপে</w:t>
+      </w:r>
+      <w:proofErr w:type="spellEnd"/>
+      <w:r>
+        <w:t xml:space="preserve"> </w:t>
+      </w:r>
+      <w:proofErr w:type="spellStart"/>
+      <w:r>
+        <w:rPr>
+          <w:rFonts w:ascii="Nirmala UI" w:hAnsi="Nirmala UI" w:cs="Nirmala UI"/>
+        </w:rPr>
+        <w:t>চলতে</w:t>
+      </w:r>
+      <w:proofErr w:type="spellEnd"/>
+      <w:r>
+        <w:t xml:space="preserve"> </w:t>
+      </w:r>
+      <w:proofErr w:type="spellStart"/>
+      <w:r>
+        <w:rPr>
+          <w:rFonts w:ascii="Nirmala UI" w:hAnsi="Nirmala UI" w:cs="Nirmala UI"/>
+        </w:rPr>
+        <w:t>পারবে</w:t>
+      </w:r>
+      <w:proofErr w:type="spellEnd"/>
+      <w:r>
+        <w:t xml:space="preserve"> </w:t>
+      </w:r>
+      <w:proofErr w:type="spellStart"/>
+      <w:r>
+        <w:rPr>
+          <w:rFonts w:ascii="Nirmala UI" w:hAnsi="Nirmala UI" w:cs="Nirmala UI"/>
+        </w:rPr>
+        <w:t>না</w:t>
+      </w:r>
+      <w:proofErr w:type="spellEnd"/>
+      <w:r>
+        <w:t xml:space="preserve"> — </w:t>
+      </w:r>
+      <w:proofErr w:type="spellStart"/>
+      <w:r>
+        <w:rPr>
+          <w:rFonts w:ascii="Nirmala UI" w:hAnsi="Nirmala UI" w:cs="Nirmala UI"/>
+        </w:rPr>
+        <w:t>একসময়</w:t>
+      </w:r>
+      <w:proofErr w:type="spellEnd"/>
+      <w:r>
+        <w:t xml:space="preserve"> </w:t>
+      </w:r>
+      <w:proofErr w:type="spellStart"/>
+      <w:r>
+        <w:rPr>
+          <w:rFonts w:ascii="Nirmala UI" w:hAnsi="Nirmala UI" w:cs="Nirmala UI"/>
+        </w:rPr>
+        <w:t>থামতেই</w:t>
+      </w:r>
+      <w:proofErr w:type="spellEnd"/>
+      <w:r>
+        <w:t xml:space="preserve"> </w:t>
+      </w:r>
+      <w:proofErr w:type="spellStart"/>
+      <w:r>
+        <w:rPr>
+          <w:rFonts w:ascii="Nirmala UI" w:hAnsi="Nirmala UI" w:cs="Nirmala UI"/>
+        </w:rPr>
+        <w:t>হবে</w:t>
+      </w:r>
+      <w:proofErr w:type="spellEnd"/>
+      <w:r>
+        <w:rPr>
+          <w:rFonts w:ascii="Nirmala UI" w:hAnsi="Nirmala UI" w:cs="Nirmala UI"/>
+        </w:rPr>
+        <w:t>।</w:t>
+      </w:r>
+    </w:p>
+    <w:p>
+      <w:pPr>
+        <w:pStyle w:val="NormalWeb"/>
+      </w:pPr>
+      <w:r>
+        <w:t>1️</w:t>
+      </w:r>
+      <w:r>
+        <w:rPr>
+          <w:rFonts w:ascii="Tahoma" w:hAnsi="Tahoma" w:cs="Tahoma"/>
+        </w:rPr>
+        <w:t>⃣</w:t>
+      </w:r>
+      <w:r>
+        <w:t xml:space="preserve"> Correctness</w:t>
+      </w:r>
+    </w:p>
+    <w:p>
+      <w:pPr>
+        <w:pStyle w:val="NormalWeb"/>
+      </w:pPr>
+      <w:r>
+        <w:t>The algorithm must produce the correct output for every valid input.</w:t>
+      </w:r>
+    </w:p>
+    <w:p>
+      <w:pPr>
+        <w:pStyle w:val="NormalWeb"/>
+      </w:pPr>
+      <w:r>
+        <w:t>It should properly solve the problem it is designed to solve.</w:t>
+      </w:r>
+    </w:p>
+    <w:p>
+      <w:pPr>
+        <w:pStyle w:val="NormalWeb"/>
+      </w:pPr>
+      <w:r>
+        <w:t>2️</w:t>
+      </w:r>
+      <w:r>
+        <w:rPr>
+          <w:rFonts w:ascii="Tahoma" w:hAnsi="Tahoma" w:cs="Tahoma"/>
+        </w:rPr>
+        <w:t>⃣</w:t>
+      </w:r>
+      <w:r>
+        <w:t xml:space="preserve"> Finiteness</w:t>
+      </w:r>
+    </w:p>
+    <w:p>
+      <w:pPr>
+        <w:pStyle w:val="NormalWeb"/>
+      </w:pPr>
+      <w:r>
+        <w:t>The algorithm must terminate after a finite number of steps.</w:t>
+      </w:r>
+    </w:p>
+    <w:p>
+      <w:pPr>
+        <w:pStyle w:val="NormalWeb"/>
+      </w:pPr>
+      <w:r>
+        <w:t>It should not run forever (no infinite loops).</w:t>
+      </w:r>
+    </w:p>
+    <w:p>
+      <w:pPr>
+        <w:spacing w:before="100" w:beforeAutospacing="1" w:after="100" w:afterAutospacing="1" w:line="240" w:lineRule="auto"/>
+        <w:ind w:left="360"/>
+        <w:rPr>
+          <w:rFonts w:ascii="Times New Roman" w:eastAsia="Times New Roman" w:hAnsi="Times New Roman" w:cs="Times New Roman"/>
+        </w:rPr>
+      </w:pPr>
+    </w:p>
+    <w:p>
+      <w:pPr>
+        <w:pStyle w:val="NormalWeb"/>
       </w:pPr>
       <w:r>
         <w:rPr>
           <w:noProof/>
         </w:rPr>
-        <w:lastRenderedPageBreak/>
         <w:drawing>
           <wp:inline distT="0" distB="0" distL="0" distR="0">
             <wp:extent cx="6370955" cy="2523744"/>
@@ -399,7 +1253,7 @@
                     <pic:cNvPicPr/>
                   </pic:nvPicPr>
                   <pic:blipFill>
-                    <a:blip r:embed="rId5">
+                    <a:blip r:embed="rId6">
                       <a:extLst>
                         <a:ext uri="{28A0092B-C50C-407E-A947-70E740481C1C}">
                           <a14:useLocalDpi xmlns:a14="http://schemas.microsoft.com/office/drawing/2010/main" val="0"/>
@@ -459,6 +1313,7 @@
         <w:pStyle w:val="NormalWeb"/>
       </w:pPr>
       <w:r>
+        <w:lastRenderedPageBreak/>
         <w:t xml:space="preserve">Big-O notation represents the </w:t>
       </w:r>
       <w:r>
@@ -499,7 +1354,7 @@
                     <pic:cNvPicPr/>
                   </pic:nvPicPr>
                   <pic:blipFill>
-                    <a:blip r:embed="rId6">
+                    <a:blip r:embed="rId7">
                       <a:extLst>
                         <a:ext uri="{28A0092B-C50C-407E-A947-70E740481C1C}">
                           <a14:useLocalDpi xmlns:a14="http://schemas.microsoft.com/office/drawing/2010/main" val="0"/>
@@ -622,12 +1477,10 @@
       <w:r>
         <w:br/>
       </w:r>
-      <w:bookmarkStart w:id="0" w:name="_GoBack"/>
       <w:r>
         <w:rPr>
           <w:noProof/>
         </w:rPr>
-        <w:lastRenderedPageBreak/>
         <w:drawing>
           <wp:inline distT="0" distB="0" distL="0" distR="0">
             <wp:extent cx="5943600" cy="3038475"/>
@@ -644,7 +1497,7 @@
                     <pic:cNvPicPr/>
                   </pic:nvPicPr>
                   <pic:blipFill>
-                    <a:blip r:embed="rId7">
+                    <a:blip r:embed="rId8">
                       <a:extLst>
                         <a:ext uri="{28A0092B-C50C-407E-A947-70E740481C1C}">
                           <a14:useLocalDpi xmlns:a14="http://schemas.microsoft.com/office/drawing/2010/main" val="0"/>
@@ -670,7 +1523,6 @@
           </wp:inline>
         </w:drawing>
       </w:r>
-      <w:bookmarkEnd w:id="0"/>
       <w:r>
         <w:t xml:space="preserve"> </w:t>
       </w:r>
@@ -698,6 +1550,9 @@
       </w:r>
       <w:r>
         <w:br/>
+      </w:r>
+      <w:r>
+        <w:lastRenderedPageBreak/>
         <w:t>It describes the minimum growth rate of a func</w:t>
       </w:r>
       <w:r>
@@ -708,7 +1563,6 @@
           <w:noProof/>
           <w:color w:val="FF0000"/>
         </w:rPr>
-        <w:lastRenderedPageBreak/>
         <w:drawing>
           <wp:inline distT="0" distB="0" distL="0" distR="0">
             <wp:extent cx="4580890" cy="2057400"/>
@@ -725,7 +1579,7 @@
                     <pic:cNvPicPr/>
                   </pic:nvPicPr>
                   <pic:blipFill>
-                    <a:blip r:embed="rId8">
+                    <a:blip r:embed="rId9">
                       <a:extLst>
                         <a:ext uri="{28A0092B-C50C-407E-A947-70E740481C1C}">
                           <a14:useLocalDpi xmlns:a14="http://schemas.microsoft.com/office/drawing/2010/main" val="0"/>
@@ -772,7 +1626,7 @@
                     <pic:cNvPicPr/>
                   </pic:nvPicPr>
                   <pic:blipFill>
-                    <a:blip r:embed="rId9">
+                    <a:blip r:embed="rId10">
                       <a:extLst>
                         <a:ext uri="{28A0092B-C50C-407E-A947-70E740481C1C}">
                           <a14:useLocalDpi xmlns:a14="http://schemas.microsoft.com/office/drawing/2010/main" val="0"/>
@@ -850,7 +1704,7 @@
                     <pic:cNvPicPr/>
                   </pic:nvPicPr>
                   <pic:blipFill>
-                    <a:blip r:embed="rId10">
+                    <a:blip r:embed="rId11">
                       <a:extLst>
                         <a:ext uri="{28A0092B-C50C-407E-A947-70E740481C1C}">
                           <a14:useLocalDpi xmlns:a14="http://schemas.microsoft.com/office/drawing/2010/main" val="0"/>
@@ -878,7 +1732,7 @@
       </w:r>
       <w:r>
         <w:pict>
-          <v:rect id="_x0000_i1026" style="width:0;height:1.5pt" o:hralign="center" o:hrstd="t" o:hr="t" fillcolor="#a0a0a0" stroked="f"/>
+          <v:rect id="_x0000_i1025" style="width:0;height:1.5pt" o:hralign="center" o:hrstd="t" o:hr="t" fillcolor="#a0a0a0" stroked="f"/>
         </w:pict>
       </w:r>
       <w:r>
@@ -901,7 +1755,7 @@
                     <pic:cNvPicPr/>
                   </pic:nvPicPr>
                   <pic:blipFill>
-                    <a:blip r:embed="rId11">
+                    <a:blip r:embed="rId12">
                       <a:extLst>
                         <a:ext uri="{28A0092B-C50C-407E-A947-70E740481C1C}">
                           <a14:useLocalDpi xmlns:a14="http://schemas.microsoft.com/office/drawing/2010/main" val="0"/>
@@ -1582,6 +2436,96 @@
       </w:pPr>
     </w:lvl>
   </w:abstractNum>
+  <w:abstractNum w:abstractNumId="5" w15:restartNumberingAfterBreak="0">
+    <w:nsid w:val="599F63F6"/>
+    <w:multiLevelType w:val="hybridMultilevel"/>
+    <w:tmpl w:val="E6526F80"/>
+    <w:lvl w:ilvl="0" w:tplc="16D66D02">
+      <w:start w:val="1"/>
+      <w:numFmt w:val="decimal"/>
+      <w:lvlText w:val="%1."/>
+      <w:lvlJc w:val="left"/>
+      <w:pPr>
+        <w:ind w:left="720" w:hanging="360"/>
+      </w:pPr>
+      <w:rPr>
+        <w:rFonts w:hint="default"/>
+        <w:b/>
+      </w:rPr>
+    </w:lvl>
+    <w:lvl w:ilvl="1" w:tplc="04090019" w:tentative="1">
+      <w:start w:val="1"/>
+      <w:numFmt w:val="lowerLetter"/>
+      <w:lvlText w:val="%2."/>
+      <w:lvlJc w:val="left"/>
+      <w:pPr>
+        <w:ind w:left="1440" w:hanging="360"/>
+      </w:pPr>
+    </w:lvl>
+    <w:lvl w:ilvl="2" w:tplc="0409001B" w:tentative="1">
+      <w:start w:val="1"/>
+      <w:numFmt w:val="lowerRoman"/>
+      <w:lvlText w:val="%3."/>
+      <w:lvlJc w:val="right"/>
+      <w:pPr>
+        <w:ind w:left="2160" w:hanging="180"/>
+      </w:pPr>
+    </w:lvl>
+    <w:lvl w:ilvl="3" w:tplc="0409000F" w:tentative="1">
+      <w:start w:val="1"/>
+      <w:numFmt w:val="decimal"/>
+      <w:lvlText w:val="%4."/>
+      <w:lvlJc w:val="left"/>
+      <w:pPr>
+        <w:ind w:left="2880" w:hanging="360"/>
+      </w:pPr>
+    </w:lvl>
+    <w:lvl w:ilvl="4" w:tplc="04090019" w:tentative="1">
+      <w:start w:val="1"/>
+      <w:numFmt w:val="lowerLetter"/>
+      <w:lvlText w:val="%5."/>
+      <w:lvlJc w:val="left"/>
+      <w:pPr>
+        <w:ind w:left="3600" w:hanging="360"/>
+      </w:pPr>
+    </w:lvl>
+    <w:lvl w:ilvl="5" w:tplc="0409001B" w:tentative="1">
+      <w:start w:val="1"/>
+      <w:numFmt w:val="lowerRoman"/>
+      <w:lvlText w:val="%6."/>
+      <w:lvlJc w:val="right"/>
+      <w:pPr>
+        <w:ind w:left="4320" w:hanging="180"/>
+      </w:pPr>
+    </w:lvl>
+    <w:lvl w:ilvl="6" w:tplc="0409000F" w:tentative="1">
+      <w:start w:val="1"/>
+      <w:numFmt w:val="decimal"/>
+      <w:lvlText w:val="%7."/>
+      <w:lvlJc w:val="left"/>
+      <w:pPr>
+        <w:ind w:left="5040" w:hanging="360"/>
+      </w:pPr>
+    </w:lvl>
+    <w:lvl w:ilvl="7" w:tplc="04090019" w:tentative="1">
+      <w:start w:val="1"/>
+      <w:numFmt w:val="lowerLetter"/>
+      <w:lvlText w:val="%8."/>
+      <w:lvlJc w:val="left"/>
+      <w:pPr>
+        <w:ind w:left="5760" w:hanging="360"/>
+      </w:pPr>
+    </w:lvl>
+    <w:lvl w:ilvl="8" w:tplc="0409001B" w:tentative="1">
+      <w:start w:val="1"/>
+      <w:numFmt w:val="lowerRoman"/>
+      <w:lvlText w:val="%9."/>
+      <w:lvlJc w:val="right"/>
+      <w:pPr>
+        <w:ind w:left="6480" w:hanging="180"/>
+      </w:pPr>
+    </w:lvl>
+  </w:abstractNum>
   <w:num w:numId="1">
     <w:abstractNumId w:val="3"/>
   </w:num>
@@ -1596,6 +2540,9 @@
   </w:num>
   <w:num w:numId="5">
     <w:abstractNumId w:val="2"/>
+  </w:num>
+  <w:num w:numId="6">
+    <w:abstractNumId w:val="5"/>
   </w:num>
 </w:numbering>
 </file>
@@ -2162,6 +3109,16 @@
       <w:szCs w:val="32"/>
     </w:rPr>
   </w:style>
+  <w:style w:type="character" w:customStyle="1" w:styleId="mop">
+    <w:name w:val="mop"/>
+    <w:basedOn w:val="DefaultParagraphFont"/>
+    <w:rsid w:val="006F1F84"/>
+  </w:style>
+  <w:style w:type="character" w:customStyle="1" w:styleId="mrel">
+    <w:name w:val="mrel"/>
+    <w:basedOn w:val="DefaultParagraphFont"/>
+    <w:rsid w:val="006F1F84"/>
+  </w:style>
 </w:styles>
 </file>
 

--- a/Data Structure and Algorithm/1.docx
+++ b/Data Structure and Algorithm/1.docx
@@ -613,612 +613,636 @@
           <w:color w:val="FF0000"/>
         </w:rPr>
         <w:lastRenderedPageBreak/>
-        <w:t>Two important proper</w:t>
+        <w:t>Two important properties that an algorithm should have are:</w:t>
+      </w:r>
+    </w:p>
+    <w:p>
+      <w:pPr>
+        <w:pStyle w:val="NormalWeb"/>
+      </w:pPr>
+      <w:r>
+        <w:t>1️</w:t>
+      </w:r>
+      <w:r>
+        <w:rPr>
+          <w:rFonts w:ascii="Tahoma" w:hAnsi="Tahoma" w:cs="Tahoma"/>
+        </w:rPr>
+        <w:t>⃣</w:t>
+      </w:r>
+      <w:r>
+        <w:t xml:space="preserve"> Correctness (</w:t>
+      </w:r>
+      <w:proofErr w:type="spellStart"/>
+      <w:r>
+        <w:rPr>
+          <w:rFonts w:ascii="Nirmala UI" w:hAnsi="Nirmala UI" w:cs="Nirmala UI"/>
+        </w:rPr>
+        <w:t>সঠিকতা</w:t>
+      </w:r>
+      <w:proofErr w:type="spellEnd"/>
+      <w:r>
+        <w:t>)</w:t>
+      </w:r>
+    </w:p>
+    <w:p>
+      <w:pPr>
+        <w:pStyle w:val="NormalWeb"/>
+      </w:pPr>
+      <w:proofErr w:type="spellStart"/>
+      <w:r>
+        <w:rPr>
+          <w:rFonts w:ascii="Nirmala UI" w:hAnsi="Nirmala UI" w:cs="Nirmala UI"/>
+        </w:rPr>
+        <w:t>অ্যালগরিদমটি</w:t>
+      </w:r>
+      <w:proofErr w:type="spellEnd"/>
+      <w:r>
+        <w:t xml:space="preserve"> </w:t>
+      </w:r>
+      <w:proofErr w:type="spellStart"/>
+      <w:r>
+        <w:rPr>
+          <w:rFonts w:ascii="Nirmala UI" w:hAnsi="Nirmala UI" w:cs="Nirmala UI"/>
+        </w:rPr>
+        <w:t>প্রতিটি</w:t>
+      </w:r>
+      <w:proofErr w:type="spellEnd"/>
+      <w:r>
+        <w:t xml:space="preserve"> </w:t>
+      </w:r>
+      <w:proofErr w:type="spellStart"/>
+      <w:r>
+        <w:rPr>
+          <w:rFonts w:ascii="Nirmala UI" w:hAnsi="Nirmala UI" w:cs="Nirmala UI"/>
+        </w:rPr>
+        <w:t>বৈধ</w:t>
+      </w:r>
+      <w:proofErr w:type="spellEnd"/>
+      <w:r>
+        <w:t xml:space="preserve"> </w:t>
+      </w:r>
+      <w:proofErr w:type="spellStart"/>
+      <w:r>
+        <w:rPr>
+          <w:rFonts w:ascii="Nirmala UI" w:hAnsi="Nirmala UI" w:cs="Nirmala UI"/>
+        </w:rPr>
+        <w:t>ইনপুটের</w:t>
+      </w:r>
+      <w:proofErr w:type="spellEnd"/>
+      <w:r>
+        <w:t xml:space="preserve"> </w:t>
+      </w:r>
+      <w:proofErr w:type="spellStart"/>
+      <w:r>
+        <w:rPr>
+          <w:rFonts w:ascii="Nirmala UI" w:hAnsi="Nirmala UI" w:cs="Nirmala UI"/>
+        </w:rPr>
+        <w:t>জন্য</w:t>
+      </w:r>
+      <w:proofErr w:type="spellEnd"/>
+      <w:r>
+        <w:t xml:space="preserve"> </w:t>
+      </w:r>
+      <w:proofErr w:type="spellStart"/>
+      <w:r>
+        <w:rPr>
+          <w:rFonts w:ascii="Nirmala UI" w:hAnsi="Nirmala UI" w:cs="Nirmala UI"/>
+        </w:rPr>
+        <w:t>সঠিক</w:t>
+      </w:r>
+      <w:proofErr w:type="spellEnd"/>
+      <w:r>
+        <w:t xml:space="preserve"> </w:t>
+      </w:r>
+      <w:proofErr w:type="spellStart"/>
+      <w:r>
+        <w:rPr>
+          <w:rFonts w:ascii="Nirmala UI" w:hAnsi="Nirmala UI" w:cs="Nirmala UI"/>
+        </w:rPr>
+        <w:t>আউটপুট</w:t>
+      </w:r>
+      <w:proofErr w:type="spellEnd"/>
+      <w:r>
+        <w:t xml:space="preserve"> </w:t>
+      </w:r>
+      <w:proofErr w:type="spellStart"/>
+      <w:r>
+        <w:rPr>
+          <w:rFonts w:ascii="Nirmala UI" w:hAnsi="Nirmala UI" w:cs="Nirmala UI"/>
+        </w:rPr>
+        <w:t>দিতে</w:t>
+      </w:r>
+      <w:proofErr w:type="spellEnd"/>
+      <w:r>
+        <w:t xml:space="preserve"> </w:t>
+      </w:r>
+      <w:proofErr w:type="spellStart"/>
+      <w:r>
+        <w:rPr>
+          <w:rFonts w:ascii="Nirmala UI" w:hAnsi="Nirmala UI" w:cs="Nirmala UI"/>
+        </w:rPr>
+        <w:t>হবে</w:t>
+      </w:r>
+      <w:proofErr w:type="spellEnd"/>
+      <w:r>
+        <w:rPr>
+          <w:rFonts w:ascii="Nirmala UI" w:hAnsi="Nirmala UI" w:cs="Nirmala UI"/>
+        </w:rPr>
+        <w:t>।</w:t>
+      </w:r>
+    </w:p>
+    <w:p>
+      <w:pPr>
+        <w:pStyle w:val="NormalWeb"/>
+      </w:pPr>
+      <w:proofErr w:type="spellStart"/>
+      <w:r>
+        <w:rPr>
+          <w:rFonts w:ascii="Nirmala UI" w:hAnsi="Nirmala UI" w:cs="Nirmala UI"/>
+        </w:rPr>
+        <w:t>অর্থা</w:t>
+      </w:r>
+      <w:proofErr w:type="spellEnd"/>
+      <w:r>
+        <w:rPr>
+          <w:rFonts w:ascii="Nirmala UI" w:hAnsi="Nirmala UI" w:cs="Nirmala UI"/>
+        </w:rPr>
+        <w:t>ৎ</w:t>
+      </w:r>
+      <w:r>
+        <w:t xml:space="preserve">, </w:t>
+      </w:r>
+      <w:proofErr w:type="spellStart"/>
+      <w:r>
+        <w:rPr>
+          <w:rFonts w:ascii="Nirmala UI" w:hAnsi="Nirmala UI" w:cs="Nirmala UI"/>
+        </w:rPr>
+        <w:t>সমস্যা</w:t>
+      </w:r>
+      <w:proofErr w:type="spellEnd"/>
+      <w:r>
+        <w:t xml:space="preserve"> </w:t>
+      </w:r>
+      <w:proofErr w:type="spellStart"/>
+      <w:r>
+        <w:rPr>
+          <w:rFonts w:ascii="Nirmala UI" w:hAnsi="Nirmala UI" w:cs="Nirmala UI"/>
+        </w:rPr>
+        <w:t>যেটা</w:t>
+      </w:r>
+      <w:proofErr w:type="spellEnd"/>
+      <w:r>
+        <w:t xml:space="preserve"> </w:t>
+      </w:r>
+      <w:proofErr w:type="spellStart"/>
+      <w:r>
+        <w:rPr>
+          <w:rFonts w:ascii="Nirmala UI" w:hAnsi="Nirmala UI" w:cs="Nirmala UI"/>
+        </w:rPr>
+        <w:t>সমাধান</w:t>
+      </w:r>
+      <w:proofErr w:type="spellEnd"/>
+      <w:r>
+        <w:t xml:space="preserve"> </w:t>
+      </w:r>
+      <w:proofErr w:type="spellStart"/>
+      <w:r>
+        <w:rPr>
+          <w:rFonts w:ascii="Nirmala UI" w:hAnsi="Nirmala UI" w:cs="Nirmala UI"/>
+        </w:rPr>
+        <w:t>করার</w:t>
+      </w:r>
+      <w:proofErr w:type="spellEnd"/>
+      <w:r>
+        <w:t xml:space="preserve"> </w:t>
+      </w:r>
+      <w:proofErr w:type="spellStart"/>
+      <w:r>
+        <w:rPr>
+          <w:rFonts w:ascii="Nirmala UI" w:hAnsi="Nirmala UI" w:cs="Nirmala UI"/>
+        </w:rPr>
+        <w:t>কথা</w:t>
+      </w:r>
+      <w:proofErr w:type="spellEnd"/>
+      <w:r>
+        <w:t xml:space="preserve">, </w:t>
+      </w:r>
+      <w:proofErr w:type="spellStart"/>
+      <w:r>
+        <w:rPr>
+          <w:rFonts w:ascii="Nirmala UI" w:hAnsi="Nirmala UI" w:cs="Nirmala UI"/>
+        </w:rPr>
+        <w:t>সেটি</w:t>
+      </w:r>
+      <w:proofErr w:type="spellEnd"/>
+      <w:r>
+        <w:t xml:space="preserve"> </w:t>
+      </w:r>
+      <w:proofErr w:type="spellStart"/>
+      <w:r>
+        <w:rPr>
+          <w:rFonts w:ascii="Nirmala UI" w:hAnsi="Nirmala UI" w:cs="Nirmala UI"/>
+        </w:rPr>
+        <w:t>ঠিকভাবে</w:t>
+      </w:r>
+      <w:proofErr w:type="spellEnd"/>
+      <w:r>
+        <w:t xml:space="preserve"> </w:t>
+      </w:r>
+      <w:proofErr w:type="spellStart"/>
+      <w:r>
+        <w:rPr>
+          <w:rFonts w:ascii="Nirmala UI" w:hAnsi="Nirmala UI" w:cs="Nirmala UI"/>
+        </w:rPr>
+        <w:t>সমাধান</w:t>
+      </w:r>
+      <w:proofErr w:type="spellEnd"/>
+      <w:r>
+        <w:t xml:space="preserve"> </w:t>
+      </w:r>
+      <w:proofErr w:type="spellStart"/>
+      <w:r>
+        <w:rPr>
+          <w:rFonts w:ascii="Nirmala UI" w:hAnsi="Nirmala UI" w:cs="Nirmala UI"/>
+        </w:rPr>
+        <w:t>করতে</w:t>
+      </w:r>
+      <w:proofErr w:type="spellEnd"/>
+      <w:r>
+        <w:t xml:space="preserve"> </w:t>
+      </w:r>
+      <w:proofErr w:type="spellStart"/>
+      <w:r>
+        <w:rPr>
+          <w:rFonts w:ascii="Nirmala UI" w:hAnsi="Nirmala UI" w:cs="Nirmala UI"/>
+        </w:rPr>
+        <w:t>হবে</w:t>
+      </w:r>
+      <w:proofErr w:type="spellEnd"/>
+      <w:r>
+        <w:rPr>
+          <w:rFonts w:ascii="Nirmala UI" w:hAnsi="Nirmala UI" w:cs="Nirmala UI"/>
+        </w:rPr>
+        <w:t>।</w:t>
+      </w:r>
+    </w:p>
+    <w:p>
+      <w:pPr>
+        <w:pStyle w:val="NormalWeb"/>
+      </w:pPr>
+      <w:r>
+        <w:t>2️</w:t>
+      </w:r>
+      <w:r>
+        <w:rPr>
+          <w:rFonts w:ascii="Tahoma" w:hAnsi="Tahoma" w:cs="Tahoma"/>
+        </w:rPr>
+        <w:t>⃣</w:t>
+      </w:r>
+      <w:r>
+        <w:t xml:space="preserve"> Finiteness (</w:t>
+      </w:r>
+      <w:proofErr w:type="spellStart"/>
+      <w:r>
+        <w:rPr>
+          <w:rFonts w:ascii="Nirmala UI" w:hAnsi="Nirmala UI" w:cs="Nirmala UI"/>
+        </w:rPr>
+        <w:t>সীমাবদ্ধতা</w:t>
+      </w:r>
+      <w:proofErr w:type="spellEnd"/>
+      <w:r>
+        <w:t>)</w:t>
+      </w:r>
+    </w:p>
+    <w:p>
+      <w:pPr>
+        <w:pStyle w:val="NormalWeb"/>
+      </w:pPr>
+      <w:proofErr w:type="spellStart"/>
+      <w:r>
+        <w:rPr>
+          <w:rFonts w:ascii="Nirmala UI" w:hAnsi="Nirmala UI" w:cs="Nirmala UI"/>
+        </w:rPr>
+        <w:t>অ্যালগরিদম</w:t>
+      </w:r>
+      <w:proofErr w:type="spellEnd"/>
+      <w:r>
+        <w:t xml:space="preserve"> </w:t>
+      </w:r>
+      <w:proofErr w:type="spellStart"/>
+      <w:r>
+        <w:rPr>
+          <w:rFonts w:ascii="Nirmala UI" w:hAnsi="Nirmala UI" w:cs="Nirmala UI"/>
+        </w:rPr>
+        <w:t>অবশ্যই</w:t>
+      </w:r>
+      <w:proofErr w:type="spellEnd"/>
+      <w:r>
+        <w:t xml:space="preserve"> </w:t>
+      </w:r>
+      <w:proofErr w:type="spellStart"/>
+      <w:r>
+        <w:rPr>
+          <w:rFonts w:ascii="Nirmala UI" w:hAnsi="Nirmala UI" w:cs="Nirmala UI"/>
+        </w:rPr>
+        <w:t>নির্দিষ্ট</w:t>
+      </w:r>
+      <w:proofErr w:type="spellEnd"/>
+      <w:r>
+        <w:t xml:space="preserve"> </w:t>
+      </w:r>
+      <w:proofErr w:type="spellStart"/>
+      <w:r>
+        <w:rPr>
+          <w:rFonts w:ascii="Nirmala UI" w:hAnsi="Nirmala UI" w:cs="Nirmala UI"/>
+        </w:rPr>
+        <w:t>সংখ্যক</w:t>
+      </w:r>
+      <w:proofErr w:type="spellEnd"/>
+      <w:r>
+        <w:t xml:space="preserve"> </w:t>
+      </w:r>
+      <w:proofErr w:type="spellStart"/>
+      <w:r>
+        <w:rPr>
+          <w:rFonts w:ascii="Nirmala UI" w:hAnsi="Nirmala UI" w:cs="Nirmala UI"/>
+        </w:rPr>
+        <w:t>ধাপের</w:t>
+      </w:r>
+      <w:proofErr w:type="spellEnd"/>
+      <w:r>
+        <w:t xml:space="preserve"> </w:t>
+      </w:r>
+      <w:proofErr w:type="spellStart"/>
+      <w:r>
+        <w:rPr>
+          <w:rFonts w:ascii="Nirmala UI" w:hAnsi="Nirmala UI" w:cs="Nirmala UI"/>
+        </w:rPr>
+        <w:t>পর</w:t>
+      </w:r>
+      <w:proofErr w:type="spellEnd"/>
+      <w:r>
+        <w:t xml:space="preserve"> </w:t>
+      </w:r>
+      <w:proofErr w:type="spellStart"/>
+      <w:r>
+        <w:rPr>
+          <w:rFonts w:ascii="Nirmala UI" w:hAnsi="Nirmala UI" w:cs="Nirmala UI"/>
+        </w:rPr>
+        <w:t>শেষ</w:t>
+      </w:r>
+      <w:proofErr w:type="spellEnd"/>
+      <w:r>
+        <w:t xml:space="preserve"> </w:t>
+      </w:r>
+      <w:proofErr w:type="spellStart"/>
+      <w:r>
+        <w:rPr>
+          <w:rFonts w:ascii="Nirmala UI" w:hAnsi="Nirmala UI" w:cs="Nirmala UI"/>
+        </w:rPr>
+        <w:t>হতে</w:t>
+      </w:r>
+      <w:proofErr w:type="spellEnd"/>
+      <w:r>
+        <w:t xml:space="preserve"> </w:t>
+      </w:r>
+      <w:proofErr w:type="spellStart"/>
+      <w:r>
+        <w:rPr>
+          <w:rFonts w:ascii="Nirmala UI" w:hAnsi="Nirmala UI" w:cs="Nirmala UI"/>
+        </w:rPr>
+        <w:t>হবে</w:t>
+      </w:r>
+      <w:proofErr w:type="spellEnd"/>
+      <w:r>
+        <w:rPr>
+          <w:rFonts w:ascii="Nirmala UI" w:hAnsi="Nirmala UI" w:cs="Nirmala UI"/>
+        </w:rPr>
+        <w:t>।</w:t>
+      </w:r>
+    </w:p>
+    <w:p>
+      <w:pPr>
+        <w:pStyle w:val="NormalWeb"/>
+      </w:pPr>
+      <w:proofErr w:type="spellStart"/>
+      <w:r>
+        <w:rPr>
+          <w:rFonts w:ascii="Nirmala UI" w:hAnsi="Nirmala UI" w:cs="Nirmala UI"/>
+        </w:rPr>
+        <w:t>অর্থা</w:t>
+      </w:r>
+      <w:proofErr w:type="spellEnd"/>
+      <w:r>
+        <w:rPr>
+          <w:rFonts w:ascii="Nirmala UI" w:hAnsi="Nirmala UI" w:cs="Nirmala UI"/>
+        </w:rPr>
+        <w:t>ৎ</w:t>
+      </w:r>
+      <w:r>
+        <w:t xml:space="preserve">, </w:t>
+      </w:r>
+      <w:proofErr w:type="spellStart"/>
+      <w:r>
+        <w:rPr>
+          <w:rFonts w:ascii="Nirmala UI" w:hAnsi="Nirmala UI" w:cs="Nirmala UI"/>
+        </w:rPr>
+        <w:t>এটি</w:t>
+      </w:r>
+      <w:proofErr w:type="spellEnd"/>
+      <w:r>
+        <w:t xml:space="preserve"> </w:t>
+      </w:r>
+      <w:proofErr w:type="spellStart"/>
+      <w:r>
+        <w:rPr>
+          <w:rFonts w:ascii="Nirmala UI" w:hAnsi="Nirmala UI" w:cs="Nirmala UI"/>
+        </w:rPr>
+        <w:t>অসীম</w:t>
+      </w:r>
+      <w:proofErr w:type="spellEnd"/>
+      <w:r>
+        <w:t xml:space="preserve"> </w:t>
+      </w:r>
+      <w:proofErr w:type="spellStart"/>
+      <w:r>
+        <w:rPr>
+          <w:rFonts w:ascii="Nirmala UI" w:hAnsi="Nirmala UI" w:cs="Nirmala UI"/>
+        </w:rPr>
+        <w:t>লুপে</w:t>
+      </w:r>
+      <w:proofErr w:type="spellEnd"/>
+      <w:r>
+        <w:t xml:space="preserve"> </w:t>
+      </w:r>
+      <w:proofErr w:type="spellStart"/>
+      <w:r>
+        <w:rPr>
+          <w:rFonts w:ascii="Nirmala UI" w:hAnsi="Nirmala UI" w:cs="Nirmala UI"/>
+        </w:rPr>
+        <w:t>চলতে</w:t>
+      </w:r>
+      <w:proofErr w:type="spellEnd"/>
+      <w:r>
+        <w:t xml:space="preserve"> </w:t>
+      </w:r>
+      <w:proofErr w:type="spellStart"/>
+      <w:r>
+        <w:rPr>
+          <w:rFonts w:ascii="Nirmala UI" w:hAnsi="Nirmala UI" w:cs="Nirmala UI"/>
+        </w:rPr>
+        <w:t>পারবে</w:t>
+      </w:r>
+      <w:proofErr w:type="spellEnd"/>
+      <w:r>
+        <w:t xml:space="preserve"> </w:t>
+      </w:r>
+      <w:proofErr w:type="spellStart"/>
+      <w:r>
+        <w:rPr>
+          <w:rFonts w:ascii="Nirmala UI" w:hAnsi="Nirmala UI" w:cs="Nirmala UI"/>
+        </w:rPr>
+        <w:t>না</w:t>
+      </w:r>
+      <w:proofErr w:type="spellEnd"/>
+      <w:r>
+        <w:t xml:space="preserve"> — </w:t>
+      </w:r>
+      <w:proofErr w:type="spellStart"/>
+      <w:r>
+        <w:rPr>
+          <w:rFonts w:ascii="Nirmala UI" w:hAnsi="Nirmala UI" w:cs="Nirmala UI"/>
+        </w:rPr>
+        <w:t>একসময়</w:t>
+      </w:r>
+      <w:proofErr w:type="spellEnd"/>
+      <w:r>
+        <w:t xml:space="preserve"> </w:t>
+      </w:r>
+      <w:proofErr w:type="spellStart"/>
+      <w:r>
+        <w:rPr>
+          <w:rFonts w:ascii="Nirmala UI" w:hAnsi="Nirmala UI" w:cs="Nirmala UI"/>
+        </w:rPr>
+        <w:t>থামতেই</w:t>
+      </w:r>
+      <w:proofErr w:type="spellEnd"/>
+      <w:r>
+        <w:t xml:space="preserve"> </w:t>
+      </w:r>
+      <w:proofErr w:type="spellStart"/>
+      <w:r>
+        <w:rPr>
+          <w:rFonts w:ascii="Nirmala UI" w:hAnsi="Nirmala UI" w:cs="Nirmala UI"/>
+        </w:rPr>
+        <w:t>হবে</w:t>
+      </w:r>
+      <w:proofErr w:type="spellEnd"/>
+      <w:r>
+        <w:rPr>
+          <w:rFonts w:ascii="Nirmala UI" w:hAnsi="Nirmala UI" w:cs="Nirmala UI"/>
+        </w:rPr>
+        <w:t>।</w:t>
+      </w:r>
+    </w:p>
+    <w:p>
+      <w:pPr>
+        <w:pStyle w:val="NormalWeb"/>
+      </w:pPr>
+      <w:r>
+        <w:t>1️</w:t>
+      </w:r>
+      <w:r>
+        <w:rPr>
+          <w:rFonts w:ascii="Tahoma" w:hAnsi="Tahoma" w:cs="Tahoma"/>
+        </w:rPr>
+        <w:t>⃣</w:t>
+      </w:r>
+      <w:r>
+        <w:t xml:space="preserve"> Correctness</w:t>
+      </w:r>
+    </w:p>
+    <w:p>
+      <w:pPr>
+        <w:pStyle w:val="NormalWeb"/>
+      </w:pPr>
+      <w:r>
+        <w:t>The algorithm must produce the correct output for every valid input.</w:t>
+      </w:r>
+    </w:p>
+    <w:p>
+      <w:pPr>
+        <w:pStyle w:val="NormalWeb"/>
+      </w:pPr>
+      <w:r>
+        <w:t>It should properly solve the problem it is designed to solve.</w:t>
+      </w:r>
+    </w:p>
+    <w:p>
+      <w:pPr>
+        <w:pStyle w:val="NormalWeb"/>
+      </w:pPr>
+      <w:r>
+        <w:t>2️</w:t>
+      </w:r>
+      <w:r>
+        <w:rPr>
+          <w:rFonts w:ascii="Tahoma" w:hAnsi="Tahoma" w:cs="Tahoma"/>
+        </w:rPr>
+        <w:t>⃣</w:t>
+      </w:r>
+      <w:r>
+        <w:t xml:space="preserve"> Finiteness</w:t>
+      </w:r>
+    </w:p>
+    <w:p>
+      <w:pPr>
+        <w:pStyle w:val="NormalWeb"/>
+      </w:pPr>
+      <w:r>
+        <w:t>The algorithm must terminate after a finite number of steps.</w:t>
+      </w:r>
+    </w:p>
+    <w:p>
+      <w:pPr>
+        <w:pStyle w:val="NormalWeb"/>
+      </w:pPr>
+      <w:r>
+        <w:t>It should not run forever (no infinite loops).</w:t>
+      </w:r>
+    </w:p>
+    <w:p>
+      <w:pPr>
+        <w:pStyle w:val="NormalWeb"/>
+      </w:pPr>
+    </w:p>
+    <w:p>
+      <w:pPr>
+        <w:pStyle w:val="NormalWeb"/>
+        <w:rPr>
+          <w:b/>
+          <w:color w:val="FF0000"/>
+          <w:u w:val="single"/>
+        </w:rPr>
+      </w:pPr>
+      <w:r>
+        <w:rPr>
+          <w:b/>
+          <w:color w:val="FF0000"/>
+          <w:u w:val="single"/>
+        </w:rPr>
+        <w:t>Insertion sort times complexity:</w:t>
+      </w:r>
+      <w:r>
+        <w:rPr>
+          <w:b/>
+          <w:color w:val="FF0000"/>
+          <w:u w:val="single"/>
+        </w:rPr>
+        <w:br/>
       </w:r>
       <w:bookmarkStart w:id="0" w:name="_GoBack"/>
       <w:bookmarkEnd w:id="0"/>
-      <w:r>
-        <w:rPr>
-          <w:b/>
-          <w:color w:val="FF0000"/>
-        </w:rPr>
-        <w:t>ties that an algorithm should have are:</w:t>
-      </w:r>
-    </w:p>
-    <w:p>
-      <w:pPr>
-        <w:pStyle w:val="NormalWeb"/>
-      </w:pPr>
-      <w:r>
-        <w:t>1️</w:t>
-      </w:r>
-      <w:r>
-        <w:rPr>
-          <w:rFonts w:ascii="Tahoma" w:hAnsi="Tahoma" w:cs="Tahoma"/>
-        </w:rPr>
-        <w:t>⃣</w:t>
-      </w:r>
-      <w:r>
-        <w:t xml:space="preserve"> Correctness (</w:t>
-      </w:r>
-      <w:proofErr w:type="spellStart"/>
-      <w:r>
-        <w:rPr>
-          <w:rFonts w:ascii="Nirmala UI" w:hAnsi="Nirmala UI" w:cs="Nirmala UI"/>
-        </w:rPr>
-        <w:t>সঠিকতা</w:t>
-      </w:r>
-      <w:proofErr w:type="spellEnd"/>
-      <w:r>
-        <w:t>)</w:t>
-      </w:r>
-    </w:p>
-    <w:p>
-      <w:pPr>
-        <w:pStyle w:val="NormalWeb"/>
-      </w:pPr>
-      <w:proofErr w:type="spellStart"/>
-      <w:r>
-        <w:rPr>
-          <w:rFonts w:ascii="Nirmala UI" w:hAnsi="Nirmala UI" w:cs="Nirmala UI"/>
-        </w:rPr>
-        <w:t>অ্যালগরিদমটি</w:t>
-      </w:r>
-      <w:proofErr w:type="spellEnd"/>
-      <w:r>
-        <w:t xml:space="preserve"> </w:t>
-      </w:r>
-      <w:proofErr w:type="spellStart"/>
-      <w:r>
-        <w:rPr>
-          <w:rFonts w:ascii="Nirmala UI" w:hAnsi="Nirmala UI" w:cs="Nirmala UI"/>
-        </w:rPr>
-        <w:t>প্রতিটি</w:t>
-      </w:r>
-      <w:proofErr w:type="spellEnd"/>
-      <w:r>
-        <w:t xml:space="preserve"> </w:t>
-      </w:r>
-      <w:proofErr w:type="spellStart"/>
-      <w:r>
-        <w:rPr>
-          <w:rFonts w:ascii="Nirmala UI" w:hAnsi="Nirmala UI" w:cs="Nirmala UI"/>
-        </w:rPr>
-        <w:t>বৈধ</w:t>
-      </w:r>
-      <w:proofErr w:type="spellEnd"/>
-      <w:r>
-        <w:t xml:space="preserve"> </w:t>
-      </w:r>
-      <w:proofErr w:type="spellStart"/>
-      <w:r>
-        <w:rPr>
-          <w:rFonts w:ascii="Nirmala UI" w:hAnsi="Nirmala UI" w:cs="Nirmala UI"/>
-        </w:rPr>
-        <w:t>ইনপুটের</w:t>
-      </w:r>
-      <w:proofErr w:type="spellEnd"/>
-      <w:r>
-        <w:t xml:space="preserve"> </w:t>
-      </w:r>
-      <w:proofErr w:type="spellStart"/>
-      <w:r>
-        <w:rPr>
-          <w:rFonts w:ascii="Nirmala UI" w:hAnsi="Nirmala UI" w:cs="Nirmala UI"/>
-        </w:rPr>
-        <w:t>জন্য</w:t>
-      </w:r>
-      <w:proofErr w:type="spellEnd"/>
-      <w:r>
-        <w:t xml:space="preserve"> </w:t>
-      </w:r>
-      <w:proofErr w:type="spellStart"/>
-      <w:r>
-        <w:rPr>
-          <w:rFonts w:ascii="Nirmala UI" w:hAnsi="Nirmala UI" w:cs="Nirmala UI"/>
-        </w:rPr>
-        <w:t>সঠিক</w:t>
-      </w:r>
-      <w:proofErr w:type="spellEnd"/>
-      <w:r>
-        <w:t xml:space="preserve"> </w:t>
-      </w:r>
-      <w:proofErr w:type="spellStart"/>
-      <w:r>
-        <w:rPr>
-          <w:rFonts w:ascii="Nirmala UI" w:hAnsi="Nirmala UI" w:cs="Nirmala UI"/>
-        </w:rPr>
-        <w:t>আউটপুট</w:t>
-      </w:r>
-      <w:proofErr w:type="spellEnd"/>
-      <w:r>
-        <w:t xml:space="preserve"> </w:t>
-      </w:r>
-      <w:proofErr w:type="spellStart"/>
-      <w:r>
-        <w:rPr>
-          <w:rFonts w:ascii="Nirmala UI" w:hAnsi="Nirmala UI" w:cs="Nirmala UI"/>
-        </w:rPr>
-        <w:t>দিতে</w:t>
-      </w:r>
-      <w:proofErr w:type="spellEnd"/>
-      <w:r>
-        <w:t xml:space="preserve"> </w:t>
-      </w:r>
-      <w:proofErr w:type="spellStart"/>
-      <w:r>
-        <w:rPr>
-          <w:rFonts w:ascii="Nirmala UI" w:hAnsi="Nirmala UI" w:cs="Nirmala UI"/>
-        </w:rPr>
-        <w:t>হবে</w:t>
-      </w:r>
-      <w:proofErr w:type="spellEnd"/>
-      <w:r>
-        <w:rPr>
-          <w:rFonts w:ascii="Nirmala UI" w:hAnsi="Nirmala UI" w:cs="Nirmala UI"/>
-        </w:rPr>
-        <w:t>।</w:t>
-      </w:r>
-    </w:p>
-    <w:p>
-      <w:pPr>
-        <w:pStyle w:val="NormalWeb"/>
-      </w:pPr>
-      <w:proofErr w:type="spellStart"/>
-      <w:r>
-        <w:rPr>
-          <w:rFonts w:ascii="Nirmala UI" w:hAnsi="Nirmala UI" w:cs="Nirmala UI"/>
-        </w:rPr>
-        <w:t>অর্থা</w:t>
-      </w:r>
-      <w:proofErr w:type="spellEnd"/>
-      <w:r>
-        <w:rPr>
-          <w:rFonts w:ascii="Nirmala UI" w:hAnsi="Nirmala UI" w:cs="Nirmala UI"/>
-        </w:rPr>
-        <w:t>ৎ</w:t>
-      </w:r>
-      <w:r>
-        <w:t xml:space="preserve">, </w:t>
-      </w:r>
-      <w:proofErr w:type="spellStart"/>
-      <w:r>
-        <w:rPr>
-          <w:rFonts w:ascii="Nirmala UI" w:hAnsi="Nirmala UI" w:cs="Nirmala UI"/>
-        </w:rPr>
-        <w:t>সমস্যা</w:t>
-      </w:r>
-      <w:proofErr w:type="spellEnd"/>
-      <w:r>
-        <w:t xml:space="preserve"> </w:t>
-      </w:r>
-      <w:proofErr w:type="spellStart"/>
-      <w:r>
-        <w:rPr>
-          <w:rFonts w:ascii="Nirmala UI" w:hAnsi="Nirmala UI" w:cs="Nirmala UI"/>
-        </w:rPr>
-        <w:t>যেটা</w:t>
-      </w:r>
-      <w:proofErr w:type="spellEnd"/>
-      <w:r>
-        <w:t xml:space="preserve"> </w:t>
-      </w:r>
-      <w:proofErr w:type="spellStart"/>
-      <w:r>
-        <w:rPr>
-          <w:rFonts w:ascii="Nirmala UI" w:hAnsi="Nirmala UI" w:cs="Nirmala UI"/>
-        </w:rPr>
-        <w:t>সমাধান</w:t>
-      </w:r>
-      <w:proofErr w:type="spellEnd"/>
-      <w:r>
-        <w:t xml:space="preserve"> </w:t>
-      </w:r>
-      <w:proofErr w:type="spellStart"/>
-      <w:r>
-        <w:rPr>
-          <w:rFonts w:ascii="Nirmala UI" w:hAnsi="Nirmala UI" w:cs="Nirmala UI"/>
-        </w:rPr>
-        <w:t>করার</w:t>
-      </w:r>
-      <w:proofErr w:type="spellEnd"/>
-      <w:r>
-        <w:t xml:space="preserve"> </w:t>
-      </w:r>
-      <w:proofErr w:type="spellStart"/>
-      <w:r>
-        <w:rPr>
-          <w:rFonts w:ascii="Nirmala UI" w:hAnsi="Nirmala UI" w:cs="Nirmala UI"/>
-        </w:rPr>
-        <w:t>কথা</w:t>
-      </w:r>
-      <w:proofErr w:type="spellEnd"/>
-      <w:r>
-        <w:t xml:space="preserve">, </w:t>
-      </w:r>
-      <w:proofErr w:type="spellStart"/>
-      <w:r>
-        <w:rPr>
-          <w:rFonts w:ascii="Nirmala UI" w:hAnsi="Nirmala UI" w:cs="Nirmala UI"/>
-        </w:rPr>
-        <w:t>সেটি</w:t>
-      </w:r>
-      <w:proofErr w:type="spellEnd"/>
-      <w:r>
-        <w:t xml:space="preserve"> </w:t>
-      </w:r>
-      <w:proofErr w:type="spellStart"/>
-      <w:r>
-        <w:rPr>
-          <w:rFonts w:ascii="Nirmala UI" w:hAnsi="Nirmala UI" w:cs="Nirmala UI"/>
-        </w:rPr>
-        <w:t>ঠিকভাবে</w:t>
-      </w:r>
-      <w:proofErr w:type="spellEnd"/>
-      <w:r>
-        <w:t xml:space="preserve"> </w:t>
-      </w:r>
-      <w:proofErr w:type="spellStart"/>
-      <w:r>
-        <w:rPr>
-          <w:rFonts w:ascii="Nirmala UI" w:hAnsi="Nirmala UI" w:cs="Nirmala UI"/>
-        </w:rPr>
-        <w:t>সমাধান</w:t>
-      </w:r>
-      <w:proofErr w:type="spellEnd"/>
-      <w:r>
-        <w:t xml:space="preserve"> </w:t>
-      </w:r>
-      <w:proofErr w:type="spellStart"/>
-      <w:r>
-        <w:rPr>
-          <w:rFonts w:ascii="Nirmala UI" w:hAnsi="Nirmala UI" w:cs="Nirmala UI"/>
-        </w:rPr>
-        <w:t>করতে</w:t>
-      </w:r>
-      <w:proofErr w:type="spellEnd"/>
-      <w:r>
-        <w:t xml:space="preserve"> </w:t>
-      </w:r>
-      <w:proofErr w:type="spellStart"/>
-      <w:r>
-        <w:rPr>
-          <w:rFonts w:ascii="Nirmala UI" w:hAnsi="Nirmala UI" w:cs="Nirmala UI"/>
-        </w:rPr>
-        <w:t>হবে</w:t>
-      </w:r>
-      <w:proofErr w:type="spellEnd"/>
-      <w:r>
-        <w:rPr>
-          <w:rFonts w:ascii="Nirmala UI" w:hAnsi="Nirmala UI" w:cs="Nirmala UI"/>
-        </w:rPr>
-        <w:t>।</w:t>
-      </w:r>
-    </w:p>
-    <w:p>
-      <w:pPr>
-        <w:pStyle w:val="NormalWeb"/>
-      </w:pPr>
-      <w:r>
-        <w:t>2️</w:t>
-      </w:r>
-      <w:r>
-        <w:rPr>
-          <w:rFonts w:ascii="Tahoma" w:hAnsi="Tahoma" w:cs="Tahoma"/>
-        </w:rPr>
-        <w:t>⃣</w:t>
-      </w:r>
-      <w:r>
-        <w:t xml:space="preserve"> Finiteness (</w:t>
-      </w:r>
-      <w:proofErr w:type="spellStart"/>
-      <w:r>
-        <w:rPr>
-          <w:rFonts w:ascii="Nirmala UI" w:hAnsi="Nirmala UI" w:cs="Nirmala UI"/>
-        </w:rPr>
-        <w:t>সীমাবদ্ধতা</w:t>
-      </w:r>
-      <w:proofErr w:type="spellEnd"/>
-      <w:r>
-        <w:t>)</w:t>
-      </w:r>
-    </w:p>
-    <w:p>
-      <w:pPr>
-        <w:pStyle w:val="NormalWeb"/>
-      </w:pPr>
-      <w:proofErr w:type="spellStart"/>
-      <w:r>
-        <w:rPr>
-          <w:rFonts w:ascii="Nirmala UI" w:hAnsi="Nirmala UI" w:cs="Nirmala UI"/>
-        </w:rPr>
-        <w:t>অ্যালগরিদম</w:t>
-      </w:r>
-      <w:proofErr w:type="spellEnd"/>
-      <w:r>
-        <w:t xml:space="preserve"> </w:t>
-      </w:r>
-      <w:proofErr w:type="spellStart"/>
-      <w:r>
-        <w:rPr>
-          <w:rFonts w:ascii="Nirmala UI" w:hAnsi="Nirmala UI" w:cs="Nirmala UI"/>
-        </w:rPr>
-        <w:t>অবশ্যই</w:t>
-      </w:r>
-      <w:proofErr w:type="spellEnd"/>
-      <w:r>
-        <w:t xml:space="preserve"> </w:t>
-      </w:r>
-      <w:proofErr w:type="spellStart"/>
-      <w:r>
-        <w:rPr>
-          <w:rFonts w:ascii="Nirmala UI" w:hAnsi="Nirmala UI" w:cs="Nirmala UI"/>
-        </w:rPr>
-        <w:t>নির্দিষ্ট</w:t>
-      </w:r>
-      <w:proofErr w:type="spellEnd"/>
-      <w:r>
-        <w:t xml:space="preserve"> </w:t>
-      </w:r>
-      <w:proofErr w:type="spellStart"/>
-      <w:r>
-        <w:rPr>
-          <w:rFonts w:ascii="Nirmala UI" w:hAnsi="Nirmala UI" w:cs="Nirmala UI"/>
-        </w:rPr>
-        <w:t>সংখ্যক</w:t>
-      </w:r>
-      <w:proofErr w:type="spellEnd"/>
-      <w:r>
-        <w:t xml:space="preserve"> </w:t>
-      </w:r>
-      <w:proofErr w:type="spellStart"/>
-      <w:r>
-        <w:rPr>
-          <w:rFonts w:ascii="Nirmala UI" w:hAnsi="Nirmala UI" w:cs="Nirmala UI"/>
-        </w:rPr>
-        <w:t>ধাপের</w:t>
-      </w:r>
-      <w:proofErr w:type="spellEnd"/>
-      <w:r>
-        <w:t xml:space="preserve"> </w:t>
-      </w:r>
-      <w:proofErr w:type="spellStart"/>
-      <w:r>
-        <w:rPr>
-          <w:rFonts w:ascii="Nirmala UI" w:hAnsi="Nirmala UI" w:cs="Nirmala UI"/>
-        </w:rPr>
-        <w:t>পর</w:t>
-      </w:r>
-      <w:proofErr w:type="spellEnd"/>
-      <w:r>
-        <w:t xml:space="preserve"> </w:t>
-      </w:r>
-      <w:proofErr w:type="spellStart"/>
-      <w:r>
-        <w:rPr>
-          <w:rFonts w:ascii="Nirmala UI" w:hAnsi="Nirmala UI" w:cs="Nirmala UI"/>
-        </w:rPr>
-        <w:t>শেষ</w:t>
-      </w:r>
-      <w:proofErr w:type="spellEnd"/>
-      <w:r>
-        <w:t xml:space="preserve"> </w:t>
-      </w:r>
-      <w:proofErr w:type="spellStart"/>
-      <w:r>
-        <w:rPr>
-          <w:rFonts w:ascii="Nirmala UI" w:hAnsi="Nirmala UI" w:cs="Nirmala UI"/>
-        </w:rPr>
-        <w:t>হতে</w:t>
-      </w:r>
-      <w:proofErr w:type="spellEnd"/>
-      <w:r>
-        <w:t xml:space="preserve"> </w:t>
-      </w:r>
-      <w:proofErr w:type="spellStart"/>
-      <w:r>
-        <w:rPr>
-          <w:rFonts w:ascii="Nirmala UI" w:hAnsi="Nirmala UI" w:cs="Nirmala UI"/>
-        </w:rPr>
-        <w:t>হবে</w:t>
-      </w:r>
-      <w:proofErr w:type="spellEnd"/>
-      <w:r>
-        <w:rPr>
-          <w:rFonts w:ascii="Nirmala UI" w:hAnsi="Nirmala UI" w:cs="Nirmala UI"/>
-        </w:rPr>
-        <w:t>।</w:t>
-      </w:r>
-    </w:p>
-    <w:p>
-      <w:pPr>
-        <w:pStyle w:val="NormalWeb"/>
-      </w:pPr>
-      <w:proofErr w:type="spellStart"/>
-      <w:r>
-        <w:rPr>
-          <w:rFonts w:ascii="Nirmala UI" w:hAnsi="Nirmala UI" w:cs="Nirmala UI"/>
-        </w:rPr>
-        <w:t>অর্থা</w:t>
-      </w:r>
-      <w:proofErr w:type="spellEnd"/>
-      <w:r>
-        <w:rPr>
-          <w:rFonts w:ascii="Nirmala UI" w:hAnsi="Nirmala UI" w:cs="Nirmala UI"/>
-        </w:rPr>
-        <w:t>ৎ</w:t>
-      </w:r>
-      <w:r>
-        <w:t xml:space="preserve">, </w:t>
-      </w:r>
-      <w:proofErr w:type="spellStart"/>
-      <w:r>
-        <w:rPr>
-          <w:rFonts w:ascii="Nirmala UI" w:hAnsi="Nirmala UI" w:cs="Nirmala UI"/>
-        </w:rPr>
-        <w:t>এটি</w:t>
-      </w:r>
-      <w:proofErr w:type="spellEnd"/>
-      <w:r>
-        <w:t xml:space="preserve"> </w:t>
-      </w:r>
-      <w:proofErr w:type="spellStart"/>
-      <w:r>
-        <w:rPr>
-          <w:rFonts w:ascii="Nirmala UI" w:hAnsi="Nirmala UI" w:cs="Nirmala UI"/>
-        </w:rPr>
-        <w:t>অসীম</w:t>
-      </w:r>
-      <w:proofErr w:type="spellEnd"/>
-      <w:r>
-        <w:t xml:space="preserve"> </w:t>
-      </w:r>
-      <w:proofErr w:type="spellStart"/>
-      <w:r>
-        <w:rPr>
-          <w:rFonts w:ascii="Nirmala UI" w:hAnsi="Nirmala UI" w:cs="Nirmala UI"/>
-        </w:rPr>
-        <w:t>লুপে</w:t>
-      </w:r>
-      <w:proofErr w:type="spellEnd"/>
-      <w:r>
-        <w:t xml:space="preserve"> </w:t>
-      </w:r>
-      <w:proofErr w:type="spellStart"/>
-      <w:r>
-        <w:rPr>
-          <w:rFonts w:ascii="Nirmala UI" w:hAnsi="Nirmala UI" w:cs="Nirmala UI"/>
-        </w:rPr>
-        <w:t>চলতে</w:t>
-      </w:r>
-      <w:proofErr w:type="spellEnd"/>
-      <w:r>
-        <w:t xml:space="preserve"> </w:t>
-      </w:r>
-      <w:proofErr w:type="spellStart"/>
-      <w:r>
-        <w:rPr>
-          <w:rFonts w:ascii="Nirmala UI" w:hAnsi="Nirmala UI" w:cs="Nirmala UI"/>
-        </w:rPr>
-        <w:t>পারবে</w:t>
-      </w:r>
-      <w:proofErr w:type="spellEnd"/>
-      <w:r>
-        <w:t xml:space="preserve"> </w:t>
-      </w:r>
-      <w:proofErr w:type="spellStart"/>
-      <w:r>
-        <w:rPr>
-          <w:rFonts w:ascii="Nirmala UI" w:hAnsi="Nirmala UI" w:cs="Nirmala UI"/>
-        </w:rPr>
-        <w:t>না</w:t>
-      </w:r>
-      <w:proofErr w:type="spellEnd"/>
-      <w:r>
-        <w:t xml:space="preserve"> — </w:t>
-      </w:r>
-      <w:proofErr w:type="spellStart"/>
-      <w:r>
-        <w:rPr>
-          <w:rFonts w:ascii="Nirmala UI" w:hAnsi="Nirmala UI" w:cs="Nirmala UI"/>
-        </w:rPr>
-        <w:t>একসময়</w:t>
-      </w:r>
-      <w:proofErr w:type="spellEnd"/>
-      <w:r>
-        <w:t xml:space="preserve"> </w:t>
-      </w:r>
-      <w:proofErr w:type="spellStart"/>
-      <w:r>
-        <w:rPr>
-          <w:rFonts w:ascii="Nirmala UI" w:hAnsi="Nirmala UI" w:cs="Nirmala UI"/>
-        </w:rPr>
-        <w:t>থামতেই</w:t>
-      </w:r>
-      <w:proofErr w:type="spellEnd"/>
-      <w:r>
-        <w:t xml:space="preserve"> </w:t>
-      </w:r>
-      <w:proofErr w:type="spellStart"/>
-      <w:r>
-        <w:rPr>
-          <w:rFonts w:ascii="Nirmala UI" w:hAnsi="Nirmala UI" w:cs="Nirmala UI"/>
-        </w:rPr>
-        <w:t>হবে</w:t>
-      </w:r>
-      <w:proofErr w:type="spellEnd"/>
-      <w:r>
-        <w:rPr>
-          <w:rFonts w:ascii="Nirmala UI" w:hAnsi="Nirmala UI" w:cs="Nirmala UI"/>
-        </w:rPr>
-        <w:t>।</w:t>
-      </w:r>
-    </w:p>
-    <w:p>
-      <w:pPr>
-        <w:pStyle w:val="NormalWeb"/>
-      </w:pPr>
-      <w:r>
-        <w:t>1️</w:t>
-      </w:r>
-      <w:r>
-        <w:rPr>
-          <w:rFonts w:ascii="Tahoma" w:hAnsi="Tahoma" w:cs="Tahoma"/>
-        </w:rPr>
-        <w:t>⃣</w:t>
-      </w:r>
-      <w:r>
-        <w:t xml:space="preserve"> Correctness</w:t>
-      </w:r>
-    </w:p>
-    <w:p>
-      <w:pPr>
-        <w:pStyle w:val="NormalWeb"/>
-      </w:pPr>
-      <w:r>
-        <w:t>The algorithm must produce the correct output for every valid input.</w:t>
-      </w:r>
-    </w:p>
-    <w:p>
-      <w:pPr>
-        <w:pStyle w:val="NormalWeb"/>
-      </w:pPr>
-      <w:r>
-        <w:t>It should properly solve the problem it is designed to solve.</w:t>
-      </w:r>
-    </w:p>
-    <w:p>
-      <w:pPr>
-        <w:pStyle w:val="NormalWeb"/>
-      </w:pPr>
-      <w:r>
-        <w:t>2️</w:t>
-      </w:r>
-      <w:r>
-        <w:rPr>
-          <w:rFonts w:ascii="Tahoma" w:hAnsi="Tahoma" w:cs="Tahoma"/>
-        </w:rPr>
-        <w:t>⃣</w:t>
-      </w:r>
-      <w:r>
-        <w:t xml:space="preserve"> Finiteness</w:t>
-      </w:r>
-    </w:p>
-    <w:p>
-      <w:pPr>
-        <w:pStyle w:val="NormalWeb"/>
-      </w:pPr>
-      <w:r>
-        <w:t>The algorithm must terminate after a finite number of steps.</w:t>
-      </w:r>
-    </w:p>
-    <w:p>
-      <w:pPr>
-        <w:pStyle w:val="NormalWeb"/>
-      </w:pPr>
-      <w:r>
-        <w:t>It should not run forever (no infinite loops).</w:t>
-      </w:r>
     </w:p>
     <w:p>
       <w:pPr>
@@ -1237,6 +1261,7 @@
         <w:rPr>
           <w:noProof/>
         </w:rPr>
+        <w:lastRenderedPageBreak/>
         <w:drawing>
           <wp:inline distT="0" distB="0" distL="0" distR="0">
             <wp:extent cx="6370955" cy="2523744"/>
@@ -1313,7 +1338,6 @@
         <w:pStyle w:val="NormalWeb"/>
       </w:pPr>
       <w:r>
-        <w:lastRenderedPageBreak/>
         <w:t xml:space="preserve">Big-O notation represents the </w:t>
       </w:r>
       <w:r>
@@ -1481,6 +1505,7 @@
         <w:rPr>
           <w:noProof/>
         </w:rPr>
+        <w:lastRenderedPageBreak/>
         <w:drawing>
           <wp:inline distT="0" distB="0" distL="0" distR="0">
             <wp:extent cx="5943600" cy="3038475"/>
@@ -1550,9 +1575,6 @@
       </w:r>
       <w:r>
         <w:br/>
-      </w:r>
-      <w:r>
-        <w:lastRenderedPageBreak/>
         <w:t>It describes the minimum growth rate of a func</w:t>
       </w:r>
       <w:r>
@@ -1563,6 +1585,7 @@
           <w:noProof/>
           <w:color w:val="FF0000"/>
         </w:rPr>
+        <w:lastRenderedPageBreak/>
         <w:drawing>
           <wp:inline distT="0" distB="0" distL="0" distR="0">
             <wp:extent cx="4580890" cy="2057400"/>
